--- a/ove/public/docs/rfq/ove75-rfq-index.docx
+++ b/ove/public/docs/rfq/ove75-rfq-index.docx
@@ -27,7 +27,7 @@
           <w:color w:val="444444"/>
           <w:sz w:val="19"/>
         </w:rPr>
-        <w:t xml:space="preserve">Проект: медный завод — комплекс «обжиг – выщелачивание – электроэкстракция» производительностью 75 000 т катодной меди в год, г. Мончегорск · шифр КГМК.ОВЭ-75 · составлено 27.08.2026</w:t>
+        <w:t xml:space="preserve">Проект: медный завод — комплекс «обжиг – выщелачивание – электроэкстракция» производительностью 75 000 т катодной меди в год, г. Мончегорск · шифр КГМК.ОВЭ-75 · составлено 28.08.2026</w:t>
       </w:r>
     </w:p>
     <w:p>

--- a/ove/public/docs/rfq/ove75-rfq-index.docx
+++ b/ove/public/docs/rfq/ove75-rfq-index.docx
@@ -27,7 +27,7 @@
           <w:color w:val="444444"/>
           <w:sz w:val="19"/>
         </w:rPr>
-        <w:t xml:space="preserve">Проект: медный завод — комплекс «обжиг – выщелачивание – электроэкстракция» производительностью 75 000 т катодной меди в год, г. Мончегорск · шифр КГМК.ОВЭ-75 · составлено 28.08.2026</w:t>
+        <w:t xml:space="preserve">Проект: медный завод — комплекс «обжиг – выщелачивание – электроэкстракция» производительностью 75 000 т катодной меди в год, г. Мончегорск · шифр КГМК.ОВЭ-75 · составлено 01.09.2026</w:t>
       </w:r>
     </w:p>
     <w:p>

--- a/ove/public/docs/rfq/ove75-rfq-index.docx
+++ b/ove/public/docs/rfq/ove75-rfq-index.docx
@@ -27,7 +27,19 @@
           <w:color w:val="444444"/>
           <w:sz w:val="19"/>
         </w:rPr>
-        <w:t xml:space="preserve">Проект: медный завод — комплекс «обжиг – выщелачивание – электроэкстракция» производительностью 75 000 т катодной меди в год, г. Мончегорск · шифр КГМК.ОВЭ-75 · составлено 01.09.2026</w:t>
+        <w:t xml:space="preserve">Проект: медный завод — комплекс «обжиг – выщелачивание – электроэкстракция» производительностью 75 000 т катодной меди в год, г. Мончегорск · шифр КГМК.ОВЭ-75 · составлено 02.09.2026</w:t>
+      </w:r>
+    </w:p>
+    <w:p>
+      <w:pPr>
+        <w:pStyle w:val="Heading2"/>
+      </w:pPr>
+      <w:r>
+        <w:rPr>
+          <w:b/>
+          <w:sz w:val="24"/>
+        </w:rPr>
+        <w:t xml:space="preserve">Общие сведения</w:t>
       </w:r>
     </w:p>
     <w:p>
@@ -35,7 +47,7 @@
         <w:rPr>
           <w:sz w:val="20"/>
         </w:rPr>
-        <w:t xml:space="preserve">Запросов 27; файлы ove75-rfq-&lt;NN&gt;-&lt;слаг&gt;.docx в этой же папке: русское письмо + английский перевод + техническое приложение по данным equipment.json. В письмах нет цен и имён поставщиков; кандидаты (166 записей по позициям) — только в настоящем реестре. Срок ответа по всем запросам — 3 недели с даты получения.</w:t>
+        <w:t xml:space="preserve">Реестр охватывает 27 запросов бюджетных технико-коммерческих предложений по оборудованию комплекса. По каждой позиции выпускается запрос на русском и английском языках с техническим приложением, составленным по перечню оборудования Базового инжиниринга. Запросы не содержат цен и имён других участников рынка; кандидаты (166 записей по позициям) приведены только в настоящем реестре. Срок ответа по всем запросам — 3 недели с даты получения.</w:t>
       </w:r>
     </w:p>
     <w:p>
@@ -45,6 +57,18 @@
           <w:sz w:val="17"/>
         </w:rPr>
         <w:t xml:space="preserve">Классы рынка: A — Позиция закрывается серийным оборудованием, рынок широкий — 2–3 ТКП собираются штатно · B — Рынок узкий, кандидатов мало — сбор ТКП требует отдельной работы · C — Дефицитная позиция: подтверждённых кандидатов под наши параметры нет — искать с нуля</w:t>
+      </w:r>
+    </w:p>
+    <w:p>
+      <w:pPr>
+        <w:pStyle w:val="Heading2"/>
+      </w:pPr>
+      <w:r>
+        <w:rPr>
+          <w:b/>
+          <w:sz w:val="24"/>
+        </w:rPr>
+        <w:t xml:space="preserve">Перечень запросов</w:t>
       </w:r>
     </w:p>
     <w:tbl>
@@ -94,7 +118,7 @@
                 <w:b/>
                 <w:sz w:val="17"/>
               </w:rPr>
-              <w:t xml:space="preserve">Позиция запроса / файл</w:t>
+              <w:t xml:space="preserve">Позиция запроса · обозначение</w:t>
             </w:r>
           </w:p>
         </w:tc>
@@ -139,7 +163,7 @@
                 <w:b/>
                 <w:sz w:val="17"/>
               </w:rPr>
-              <w:t xml:space="preserve">Кандидаты-поставщики (suppliers.json)</w:t>
+              <w:t xml:space="preserve">Кандидаты-поставщики</w:t>
             </w:r>
           </w:p>
         </w:tc>
@@ -177,7 +201,7 @@
                 <w:color w:val="888888"/>
                 <w:sz w:val="15"/>
               </w:rPr>
-              <w:t xml:space="preserve">ove75-rfq-01-roaster.docx · класс рынка C</w:t>
+              <w:t xml:space="preserve">ОВЭ75-RFQ-01 · класс рынка C</w:t>
             </w:r>
           </w:p>
         </w:tc>
@@ -277,7 +301,7 @@
                 <w:color w:val="888888"/>
                 <w:sz w:val="15"/>
               </w:rPr>
-              <w:t xml:space="preserve">ove75-rfq-02-whb.docx · класс рынка B</w:t>
+              <w:t xml:space="preserve">ОВЭ75-RFQ-02 · класс рынка B</w:t>
             </w:r>
           </w:p>
         </w:tc>
@@ -392,7 +416,7 @@
                 <w:color w:val="888888"/>
                 <w:sz w:val="15"/>
               </w:rPr>
-              <w:t xml:space="preserve">ove75-rfq-03-esp.docx · класс рынка A</w:t>
+              <w:t xml:space="preserve">ОВЭ75-RFQ-03 · класс рынка A</w:t>
             </w:r>
           </w:p>
         </w:tc>
@@ -522,7 +546,7 @@
                 <w:color w:val="888888"/>
                 <w:sz w:val="15"/>
               </w:rPr>
-              <w:t xml:space="preserve">ove75-rfq-04-cyclone.docx · класс рынка A</w:t>
+              <w:t xml:space="preserve">ОВЭ75-RFQ-04 · класс рынка A</w:t>
             </w:r>
           </w:p>
         </w:tc>
@@ -643,7 +667,7 @@
                 <w:color w:val="888888"/>
                 <w:sz w:val="15"/>
               </w:rPr>
-              <w:t xml:space="preserve">ove75-rfq-05-fan.docx · класс рынка A</w:t>
+              <w:t xml:space="preserve">ОВЭ75-RFQ-05 · класс рынка A</w:t>
             </w:r>
           </w:p>
         </w:tc>
@@ -758,7 +782,7 @@
                 <w:color w:val="888888"/>
                 <w:sz w:val="15"/>
               </w:rPr>
-              <w:t xml:space="preserve">ove75-rfq-06-baghouse.docx · класс рынка A</w:t>
+              <w:t xml:space="preserve">ОВЭ75-RFQ-06 · класс рынка A</w:t>
             </w:r>
           </w:p>
         </w:tc>
@@ -879,7 +903,7 @@
                 <w:color w:val="888888"/>
                 <w:sz w:val="15"/>
               </w:rPr>
-              <w:t xml:space="preserve">ove75-rfq-07-vacfilter.docx · класс рынка A</w:t>
+              <w:t xml:space="preserve">ОВЭ75-RFQ-07 · класс рынка A</w:t>
             </w:r>
           </w:p>
         </w:tc>
@@ -979,7 +1003,7 @@
                 <w:color w:val="888888"/>
                 <w:sz w:val="15"/>
               </w:rPr>
-              <w:t xml:space="preserve">ove75-rfq-08-conveyor.docx · класс рынка A</w:t>
+              <w:t xml:space="preserve">ОВЭ75-RFQ-08 · класс рынка A</w:t>
             </w:r>
           </w:p>
         </w:tc>
@@ -1085,7 +1109,7 @@
                 <w:color w:val="888888"/>
                 <w:sz w:val="15"/>
               </w:rPr>
-              <w:t xml:space="preserve">ove75-rfq-09-burner.docx · класс рынка A</w:t>
+              <w:t xml:space="preserve">ОВЭ75-RFQ-09 · класс рынка A</w:t>
             </w:r>
           </w:p>
         </w:tc>
@@ -1206,7 +1230,7 @@
                 <w:color w:val="888888"/>
                 <w:sz w:val="15"/>
               </w:rPr>
-              <w:t xml:space="preserve">ove75-rfq-10-evaporator.docx · класс рынка B</w:t>
+              <w:t xml:space="preserve">ОВЭ75-RFQ-10 · класс рынка B</w:t>
             </w:r>
           </w:p>
         </w:tc>
@@ -1306,7 +1330,7 @@
                 <w:color w:val="888888"/>
                 <w:sz w:val="15"/>
               </w:rPr>
-              <w:t xml:space="preserve">ove75-rfq-11-centrifuge.docx · класс рынка B</w:t>
+              <w:t xml:space="preserve">ОВЭ75-RFQ-11 · класс рынка B</w:t>
             </w:r>
           </w:p>
         </w:tc>
@@ -1406,7 +1430,7 @@
                 <w:color w:val="888888"/>
                 <w:sz w:val="15"/>
               </w:rPr>
-              <w:t xml:space="preserve">ove75-rfq-12-hx.docx · класс рынка B</w:t>
+              <w:t xml:space="preserve">ОВЭ75-RFQ-12 · класс рынка B</w:t>
             </w:r>
           </w:p>
         </w:tc>
@@ -1506,7 +1530,7 @@
                 <w:color w:val="888888"/>
                 <w:sz w:val="15"/>
               </w:rPr>
-              <w:t xml:space="preserve">ove75-rfq-13-cell.docx · класс рынка B</w:t>
+              <w:t xml:space="preserve">ОВЭ75-RFQ-13 · класс рынка B</w:t>
             </w:r>
           </w:p>
         </w:tc>
@@ -1612,7 +1636,7 @@
                 <w:color w:val="888888"/>
                 <w:sz w:val="15"/>
               </w:rPr>
-              <w:t xml:space="preserve">ove75-rfq-14-anode.docx · класс рынка B</w:t>
+              <w:t xml:space="preserve">ОВЭ75-RFQ-14 · класс рынка B</w:t>
             </w:r>
           </w:p>
         </w:tc>
@@ -1742,7 +1766,7 @@
                 <w:color w:val="888888"/>
                 <w:sz w:val="15"/>
               </w:rPr>
-              <w:t xml:space="preserve">ove75-rfq-15-cathode.docx · класс рынка B</w:t>
+              <w:t xml:space="preserve">ОВЭ75-RFQ-15 · класс рынка B</w:t>
             </w:r>
           </w:p>
         </w:tc>
@@ -1857,7 +1881,7 @@
                 <w:color w:val="888888"/>
                 <w:sz w:val="15"/>
               </w:rPr>
-              <w:t xml:space="preserve">ove75-rfq-16-busbar.docx · класс рынка B</w:t>
+              <w:t xml:space="preserve">ОВЭ75-RFQ-16 · класс рынка B</w:t>
             </w:r>
           </w:p>
         </w:tc>
@@ -1972,7 +1996,7 @@
                 <w:color w:val="888888"/>
                 <w:sz w:val="15"/>
               </w:rPr>
-              <w:t xml:space="preserve">ove75-rfq-17-stripper.docx · класс рынка C</w:t>
+              <w:t xml:space="preserve">ОВЭ75-RFQ-17 · класс рынка C</w:t>
             </w:r>
           </w:p>
         </w:tc>
@@ -2072,7 +2096,7 @@
                 <w:color w:val="888888"/>
                 <w:sz w:val="15"/>
               </w:rPr>
-              <w:t xml:space="preserve">ove75-rfq-18-crane.docx · класс рынка C</w:t>
+              <w:t xml:space="preserve">ОВЭ75-RFQ-18 · класс рынка C</w:t>
             </w:r>
           </w:p>
         </w:tc>
@@ -2187,7 +2211,7 @@
                 <w:color w:val="888888"/>
                 <w:sz w:val="15"/>
               </w:rPr>
-              <w:t xml:space="preserve">ove75-rfq-19-rectifier.docx · класс рынка B</w:t>
+              <w:t xml:space="preserve">ОВЭ75-RFQ-19 · класс рынка B</w:t>
             </w:r>
           </w:p>
         </w:tc>
@@ -2302,7 +2326,7 @@
                 <w:color w:val="888888"/>
                 <w:sz w:val="15"/>
               </w:rPr>
-              <w:t xml:space="preserve">ove75-rfq-20-starter.docx · класс рынка A</w:t>
+              <w:t xml:space="preserve">ОВЭ75-RFQ-20 · класс рынка A</w:t>
             </w:r>
           </w:p>
         </w:tc>
@@ -2402,7 +2426,7 @@
                 <w:color w:val="888888"/>
                 <w:sz w:val="15"/>
               </w:rPr>
-              <w:t xml:space="preserve">ove75-rfq-21-scale.docx · класс рынка A</w:t>
+              <w:t xml:space="preserve">ОВЭ75-RFQ-21 · класс рынка A</w:t>
             </w:r>
           </w:p>
         </w:tc>
@@ -2523,7 +2547,7 @@
                 <w:color w:val="888888"/>
                 <w:sz w:val="15"/>
               </w:rPr>
-              <w:t xml:space="preserve">ove75-rfq-22-filterpress.docx · класс рынка A</w:t>
+              <w:t xml:space="preserve">ОВЭ75-RFQ-22 · класс рынка A</w:t>
             </w:r>
           </w:p>
         </w:tc>
@@ -2623,7 +2647,7 @@
                 <w:color w:val="888888"/>
                 <w:sz w:val="15"/>
               </w:rPr>
-              <w:t xml:space="preserve">ove75-rfq-23-thickener.docx · класс рынка A</w:t>
+              <w:t xml:space="preserve">ОВЭ75-RFQ-23 · класс рынка A</w:t>
             </w:r>
           </w:p>
         </w:tc>
@@ -2723,7 +2747,7 @@
                 <w:color w:val="888888"/>
                 <w:sz w:val="15"/>
               </w:rPr>
-              <w:t xml:space="preserve">ove75-rfq-24-agitator.docx · класс рынка B</w:t>
+              <w:t xml:space="preserve">ОВЭ75-RFQ-24 · класс рынка B</w:t>
             </w:r>
           </w:p>
         </w:tc>
@@ -2823,7 +2847,7 @@
                 <w:color w:val="888888"/>
                 <w:sz w:val="15"/>
               </w:rPr>
-              <w:t xml:space="preserve">ove75-rfq-25-hx.docx · класс рынка A</w:t>
+              <w:t xml:space="preserve">ОВЭ75-RFQ-25 · класс рынка A</w:t>
             </w:r>
           </w:p>
         </w:tc>
@@ -2938,7 +2962,7 @@
                 <w:color w:val="888888"/>
                 <w:sz w:val="15"/>
               </w:rPr>
-              <w:t xml:space="preserve">ove75-rfq-26-plc.docx · класс рынка A</w:t>
+              <w:t xml:space="preserve">ОВЭ75-RFQ-26 · класс рынка A</w:t>
             </w:r>
           </w:p>
         </w:tc>
@@ -3023,7 +3047,7 @@
                 <w:color w:val="888888"/>
                 <w:sz w:val="15"/>
               </w:rPr>
-              <w:t xml:space="preserve">ove75-rfq-27-instr.docx · класс рынка A</w:t>
+              <w:t xml:space="preserve">ОВЭ75-RFQ-27 · класс рынка A</w:t>
             </w:r>
           </w:p>
         </w:tc>
@@ -3082,7 +3106,51 @@
           <w:color w:val="888888"/>
           <w:sz w:val="15"/>
         </w:rPr>
-        <w:t xml:space="preserve">Сформировано ove/tools/build_rfq.py из ove/data/suppliers.json и ove/data/equipment.json. Лоты: 0 — вне лотов (стыки границ); 1 — Лот №1 · Цех обжига; 2 — Лот №2 · Участок купоросов; 3 — Лот №3 · Электроэкстракция; 4 — Лот №4 · Склад готовой продукции; 9 — все лоты (АСУ/КИП)</w:t>
+        <w:t xml:space="preserve">Обозначения лотов: 0 — вне лотов (стыки границ); 1 — Лот №1 · Цех обжига; 2 — Лот №2 · Участок купоросов; 3 — Лот №3 · Электроэкстракция; 4 — Лот №4 · Склад готовой продукции; 9 — все лоты (АСУ/КИП).</w:t>
+      </w:r>
+    </w:p>
+    <w:p>
+      <w:pPr>
+        <w:pStyle w:val="Heading2"/>
+      </w:pPr>
+      <w:r>
+        <w:rPr>
+          <w:b/>
+          <w:sz w:val="24"/>
+        </w:rPr>
+        <w:t xml:space="preserve">Открытые позиции</w:t>
+      </w:r>
+    </w:p>
+    <w:p>
+      <w:r>
+        <w:rPr>
+          <w:sz w:val="17"/>
+        </w:rPr>
+        <w:t xml:space="preserve">— По 3 позициям класса рынка C подтверждённых кандидатов под заданные параметры нет — круг изготовителей определяется на стадии БИ.</w:t>
+      </w:r>
+    </w:p>
+    <w:p>
+      <w:r>
+        <w:rPr>
+          <w:sz w:val="17"/>
+        </w:rPr>
+        <w:t xml:space="preserve">— Стоимостные показатели в настоящий реестр не входят: цены принимаются по технико-коммерческим предложениям изготовителей и сводятся отдельным документом.</w:t>
+      </w:r>
+    </w:p>
+    <w:p>
+      <w:r>
+        <w:rPr>
+          <w:sz w:val="17"/>
+        </w:rPr>
+        <w:t xml:space="preserve">— Окончательный состав получателей запросов согласуется с Заказчиком; по позициям, закрываемым перечнями Приложения №5 технического задания, применяется утверждённый Заказчиком перечень изготовителей.</w:t>
+      </w:r>
+    </w:p>
+    <w:p>
+      <w:r>
+        <w:rPr>
+          <w:sz w:val="17"/>
+        </w:rPr>
+        <w:t xml:space="preserve">— Сроки изготовления и условия поставки уточняются по технико-коммерческим предложениям и учитываются в графике длинноциклового оборудования.</w:t>
       </w:r>
     </w:p>
     <w:sectPr>
